--- a/docs/00_thesis/output/初稿IX/論文封面_含書背.docx
+++ b/docs/00_thesis/output/初稿IX/論文封面_含書背.docx
@@ -262,7 +262,7 @@
               </wp:anchor>
             </w:drawing>
           </mc:Choice>
-          <mc:Fallback xmlns:cx="http://schemas.microsoft.com/office/drawing/2014/chartex" xmlns:cx1="http://schemas.microsoft.com/office/drawing/2015/9/8/chartex" xmlns:w15="http://schemas.microsoft.com/office/word/2012/wordml" xmlns:w16se="http://schemas.microsoft.com/office/word/2015/wordml/symex">
+          <mc:Fallback xmlns:w16se="http://schemas.microsoft.com/office/word/2015/wordml/symex" xmlns:w15="http://schemas.microsoft.com/office/word/2012/wordml" xmlns:cx1="http://schemas.microsoft.com/office/drawing/2015/9/8/chartex" xmlns:cx="http://schemas.microsoft.com/office/drawing/2014/chartex">
             <w:pict>
               <v:shapetype w14:anchorId="2654B02E" id="_x0000_t32" coordsize="21600,21600" o:spt="32" o:oned="t" path="m,l21600,21600e" filled="f">
                 <v:path arrowok="t" fillok="f" o:connecttype="none"/>
@@ -979,6 +979,8 @@
           <w:color w:val="auto"/>
         </w:rPr>
       </w:pPr>
+      <w:bookmarkStart w:id="1" w:name="_GoBack"/>
+      <w:bookmarkEnd w:id="1"/>
     </w:p>
     <w:p>
       <w:pPr>
@@ -1238,18 +1240,7 @@
           <w:sz w:val="32"/>
           <w:szCs w:val="32"/>
         </w:rPr>
-        <w:t>, Ph.</w:t>
-      </w:r>
-      <w:bookmarkStart w:id="1" w:name="_GoBack"/>
-      <w:bookmarkEnd w:id="1"/>
-      <w:r>
-        <w:rPr>
-          <w:rFonts w:ascii="Times New Roman" w:hAnsi="Times New Roman"/>
-          <w:color w:val="auto"/>
-          <w:sz w:val="32"/>
-          <w:szCs w:val="32"/>
-        </w:rPr>
-        <w:t>D.</w:t>
+        <w:t>, Ph.D.</w:t>
       </w:r>
     </w:p>
     <w:p>
@@ -1393,7 +1384,7 @@
                                 <w:sz w:val="24"/>
                                 <w:szCs w:val="24"/>
                               </w:rPr>
-                              <w:t>5</w:t>
+                              <w:t>7</w:t>
                             </w:r>
                           </w:p>
                         </w:txbxContent>
@@ -1409,6 +1400,10 @@
           </mc:Choice>
           <mc:Fallback>
             <w:pict>
+              <v:shapetype id="_x0000_t202" coordsize="21600,21600" o:spt="202" path="m,l,21600r21600,l21600,xe">
+                <v:stroke joinstyle="miter"/>
+                <v:path gradientshapeok="t" o:connecttype="rect"/>
+              </v:shapetype>
               <v:shape id="文字方塊 7" o:spid="_x0000_s1030" type="#_x0000_t202" style="position:absolute;left:0;text-align:left;margin-left:12pt;margin-top:693pt;width:45.3pt;height:58.5pt;z-index:251644928;visibility:visible;mso-wrap-style:square;mso-wrap-distance-left:9pt;mso-wrap-distance-top:0;mso-wrap-distance-right:9pt;mso-wrap-distance-bottom:0;mso-position-horizontal:absolute;mso-position-horizontal-relative:page;mso-position-vertical:absolute;mso-position-vertical-relative:page;v-text-anchor:middle" o:gfxdata="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" stroked="f">
                 <v:textbox>
                   <w:txbxContent>
@@ -1458,7 +1453,7 @@
                           <w:sz w:val="24"/>
                           <w:szCs w:val="24"/>
                         </w:rPr>
-                        <w:t>5</w:t>
+                        <w:t>7</w:t>
                       </w:r>
                     </w:p>
                   </w:txbxContent>
@@ -1530,7 +1525,7 @@
           <w:sz w:val="36"/>
           <w:szCs w:val="36"/>
         </w:rPr>
-        <w:t>5</w:t>
+        <w:t>7</w:t>
       </w:r>
       <w:r>
         <w:rPr>
@@ -1569,7 +1564,7 @@
           <w:sz w:val="36"/>
           <w:szCs w:val="36"/>
         </w:rPr>
-        <w:t>May</w:t>
+        <w:t>July</w:t>
       </w:r>
       <w:r>
         <w:rPr>
@@ -2578,7 +2573,7 @@
   <a:extraClrSchemeLst/>
   <a:extLst>
     <a:ext uri="{05A4C25C-085E-4340-85A3-A5531E510DB2}">
-      <thm15:themeFamily xmlns="" xmlns:thm15="http://schemas.microsoft.com/office/thememl/2012/main" name="Office Theme" id="{62F939B6-93AF-4DB8-9C6B-D6C7DFDC589F}" vid="{4A3C46E8-61CC-4603-A589-7422A47A8E4A}"/>
+      <thm15:themeFamily xmlns:thm15="http://schemas.microsoft.com/office/thememl/2012/main" xmlns="" name="Office Theme" id="{62F939B6-93AF-4DB8-9C6B-D6C7DFDC589F}" vid="{4A3C46E8-61CC-4603-A589-7422A47A8E4A}"/>
     </a:ext>
   </a:extLst>
 </a:theme>
